--- a/故事线-读书壮游.docx
+++ b/故事线-读书壮游.docx
@@ -13,7 +13,7 @@
           <w:sz w:val="28"/>
           <w:lang w:eastAsia="zh-CN"/>
         </w:rPr>
-        <w:t>寻迹古今 · 主线剧本《杜甫》</w:t>
+        <w:t>寻迹诗旅 · 主线剧本《杜甫》</w:t>
       </w:r>
     </w:p>
     <w:p>
